--- a/src/Parchment.Tests/Scenarios/editable-fields/output.verified.docx
+++ b/src/Parchment.Tests/Scenarios/editable-fields/output.verified.docx
@@ -117,7 +117,7 @@
             <w:rPr>
               <w:rStyle w:val="PlaceholderText"/>
             </w:rPr>
-            <w:t xml:space="preserve">Click or tap here to enter text.</w:t>
+            <w:t xml:space="preserve">Enter text</w:t>
           </w:r>
         </w:sdtContent>
       </w:sdt>
